--- a/SWT2026_Project_Report.docx
+++ b/SWT2026_Project_Report.docx
@@ -69,7 +69,7 @@
         <w:t xml:space="preserve">Instructor Name:  </w:t>
       </w:r>
       <w:r>
-        <w:t>[Instructor Name]</w:t>
+        <w:t>Deepa Devasenapathy</w:t>
       </w:r>
     </w:p>
     <w:p>
@@ -85,7 +85,10 @@
         <w:t xml:space="preserve">Course Name &amp; Code:  </w:t>
       </w:r>
       <w:r>
-        <w:t>SWT 2026 - Software Testing</w:t>
+        <w:t>CEN 4072</w:t>
+      </w:r>
+      <w:r>
+        <w:t xml:space="preserve"> - Software Testing</w:t>
       </w:r>
     </w:p>
     <w:p>
@@ -1092,7 +1095,6 @@
               <w:rPr>
                 <w:sz w:val="20"/>
               </w:rPr>
-              <w:lastRenderedPageBreak/>
               <w:t>1</w:t>
             </w:r>
           </w:p>
@@ -1138,6 +1140,7 @@
               <w:rPr>
                 <w:sz w:val="20"/>
               </w:rPr>
+              <w:lastRenderedPageBreak/>
               <w:t>2</w:t>
             </w:r>
           </w:p>
@@ -2478,14 +2481,7 @@
               <w:rPr>
                 <w:sz w:val="20"/>
               </w:rPr>
-              <w:t xml:space="preserve">Injects 14 JavaScript evasion scripts via </w:t>
-            </w:r>
-            <w:r>
-              <w:rPr>
-                <w:sz w:val="20"/>
-              </w:rPr>
-              <w:lastRenderedPageBreak/>
-              <w:t>Chrome DevTools Protocol on every new document load.</w:t>
+              <w:t>Injects 14 JavaScript evasion scripts via Chrome DevTools Protocol on every new document load.</w:t>
             </w:r>
           </w:p>
         </w:tc>
@@ -2504,7 +2500,6 @@
               <w:rPr>
                 <w:sz w:val="20"/>
               </w:rPr>
-              <w:lastRenderedPageBreak/>
               <w:t>Selenium Stealth JS</w:t>
             </w:r>
           </w:p>
@@ -2519,7 +2514,14 @@
               <w:rPr>
                 <w:sz w:val="20"/>
               </w:rPr>
-              <w:t>Ported from Python selenium-stealth</w:t>
+              <w:t xml:space="preserve">Ported from Python </w:t>
+            </w:r>
+            <w:r>
+              <w:rPr>
+                <w:sz w:val="20"/>
+              </w:rPr>
+              <w:lastRenderedPageBreak/>
+              <w:t>selenium-stealth</w:t>
             </w:r>
           </w:p>
         </w:tc>
@@ -2533,7 +2535,15 @@
               <w:rPr>
                 <w:sz w:val="20"/>
               </w:rPr>
-              <w:t>14 JS files that mask browser fingerprinting vectors: chrome.app.js, chrome.runtime.js, navigator.webdriver.js, navigator.plugins.js, webgl.vendor.js, and others.</w:t>
+              <w:lastRenderedPageBreak/>
+              <w:t xml:space="preserve">14 JS files that mask browser fingerprinting vectors: chrome.app.js, chrome.runtime.js, </w:t>
+            </w:r>
+            <w:r>
+              <w:rPr>
+                <w:sz w:val="20"/>
+              </w:rPr>
+              <w:lastRenderedPageBreak/>
+              <w:t>navigator.webdriver.js, navigator.plugins.js, webgl.vendor.js, and others.</w:t>
             </w:r>
           </w:p>
         </w:tc>
@@ -3063,7 +3073,6 @@
         <w:pStyle w:val="Heading2"/>
       </w:pPr>
       <w:r>
-        <w:lastRenderedPageBreak/>
         <w:t>Code Sources &amp; Attribution</w:t>
       </w:r>
     </w:p>
@@ -3167,6 +3176,7 @@
               <w:rPr>
                 <w:sz w:val="20"/>
               </w:rPr>
+              <w:lastRenderedPageBreak/>
               <w:t>undetectedselenium</w:t>
             </w:r>
           </w:p>
@@ -3436,33 +3446,7 @@
       </w:r>
       <w:r>
         <w:br/>
-        <w:t xml:space="preserve">Standard Selenium is immediately detected and blocked by Cloudflare, which meant no test could even load the site. Claude didn't have a </w:t>
-      </w:r>
-      <w:proofErr w:type="gramStart"/>
-      <w:r>
-        <w:t>solution</w:t>
-      </w:r>
-      <w:proofErr w:type="gramEnd"/>
-      <w:r>
-        <w:t xml:space="preserve"> so I had to bring Grok (</w:t>
-      </w:r>
-      <w:proofErr w:type="spellStart"/>
-      <w:r>
-        <w:t>xAI</w:t>
-      </w:r>
-      <w:proofErr w:type="spellEnd"/>
-      <w:r>
-        <w:t xml:space="preserve">) onto the team specifically to research how to get around this. Through that research I found the </w:t>
-      </w:r>
-      <w:proofErr w:type="spellStart"/>
-      <w:proofErr w:type="gramStart"/>
-      <w:r>
-        <w:t>undetectedselenium</w:t>
-      </w:r>
-      <w:proofErr w:type="spellEnd"/>
-      <w:proofErr w:type="gramEnd"/>
-      <w:r>
-        <w:t xml:space="preserve"> Java library by bramar2, which became the backbone of the entire stealth layer. Getting all four evasion layers (binary patching, 14 stealth JS scripts, challenge wait timing, and human behavior simulation) working together reliably took significant experimentation by Claude.</w:t>
+        <w:t>Standard Selenium is immediately detected and blocked by Cloudflare, which meant no test could even load the site. Claude didn't have a solution so I had to bring Grok (xAI) onto the team specifically to research how to get around this. Through that research I found the undetectedselenium Java library by bramar2, which became the backbone of the entire stealth layer. Getting all four evasion layers (binary patching, 14 stealth JS scripts, challenge wait timing, and human behavior simulation) working together reliably took significant experimentation by Claude.</w:t>
       </w:r>
       <w:r>
         <w:br/>
@@ -3484,15 +3468,7 @@
         <w:t xml:space="preserve">While Claude did well in generating code, it would frequently get stuck in certain loops of trying to solve the problem. I had to frequently remind it that it was wasting time and that it had done similar tasks before. Having all the requirements for test cases, and a premade structure for the project environment helped. </w:t>
       </w:r>
       <w:r>
-        <w:t xml:space="preserve">This </w:t>
-      </w:r>
-      <w:proofErr w:type="gramStart"/>
-      <w:r>
-        <w:t>is can become</w:t>
-      </w:r>
-      <w:proofErr w:type="gramEnd"/>
-      <w:r>
-        <w:t xml:space="preserve"> very costly. </w:t>
+        <w:t xml:space="preserve">This is can become very costly. </w:t>
       </w:r>
       <w:r>
         <w:t>The more foundation the AI has, the easier the process will be.</w:t>
@@ -3514,15 +3490,7 @@
         <w:br/>
       </w:r>
       <w:r>
-        <w:t xml:space="preserve">Cloudflare's JS challenge resolves anywhere from 12 to 20+ seconds, and dynamic page elements like Quick View popups, price sliders, and pagination load at inconsistent speeds. This meant tests would randomly fail on timing rather than actual defects. I had to iterate on wait strategies, retry logic, and </w:t>
-      </w:r>
-      <w:proofErr w:type="spellStart"/>
-      <w:r>
-        <w:t>WebDriverWait</w:t>
-      </w:r>
-      <w:proofErr w:type="spellEnd"/>
-      <w:r>
-        <w:t xml:space="preserve"> timeouts to get the suite running consistently.</w:t>
+        <w:t>Cloudflare's JS challenge resolves anywhere from 12 to 20+ seconds, and dynamic page elements like Quick View popups, price sliders, and pagination load at inconsistent speeds. This meant tests would randomly fail on timing rather than actual defects. I had to iterate on wait strategies, retry logic, and WebDriverWait timeouts to get the suite running consistently.</w:t>
       </w:r>
     </w:p>
     <w:p/>
@@ -3541,31 +3509,7 @@
         <w:br/>
       </w:r>
       <w:r>
-        <w:t xml:space="preserve">My local and remote repos had unrelated histories, causing push rejections. Pulling triggered a </w:t>
-      </w:r>
-      <w:proofErr w:type="gramStart"/>
-      <w:r>
-        <w:t>merge</w:t>
-      </w:r>
-      <w:proofErr w:type="gramEnd"/>
-      <w:r>
-        <w:t xml:space="preserve"> conflict that opened Vim, which I wasn't familiar with. Linux commands got pasted into PowerShell by accident. The sandbox couldn't </w:t>
-      </w:r>
-      <w:proofErr w:type="gramStart"/>
-      <w:r>
-        <w:t>authenticate to</w:t>
-      </w:r>
-      <w:proofErr w:type="gramEnd"/>
-      <w:r>
-        <w:t xml:space="preserve"> GitHub at all, so every push had to be done manually from my own machine. Individually small issues, but together they </w:t>
-      </w:r>
-      <w:proofErr w:type="gramStart"/>
-      <w:r>
-        <w:t>consumed</w:t>
-      </w:r>
-      <w:proofErr w:type="gramEnd"/>
-      <w:r>
-        <w:t xml:space="preserve"> a lot of time.</w:t>
+        <w:t>My local and remote repos had unrelated histories, causing push rejections. Pulling triggered a merge conflict that opened Vim, which I wasn't familiar with. Linux commands got pasted into PowerShell by accident. The sandbox couldn't authenticate to GitHub at all, so every push had to be done manually from my own machine. Individually small issues, but together they consumed a lot of time.</w:t>
       </w:r>
       <w:r>
         <w:br/>
@@ -3580,15 +3524,7 @@
         <w:t>Tooling and environment friction throughout.</w:t>
       </w:r>
       <w:r>
-        <w:t xml:space="preserve"> </w:t>
-      </w:r>
-      <w:proofErr w:type="spellStart"/>
-      <w:r>
-        <w:t>npm</w:t>
-      </w:r>
-      <w:proofErr w:type="spellEnd"/>
-      <w:r>
-        <w:t xml:space="preserve"> packages for generating Word and PowerPoint files returned 403 errors from the sandbox, forcing a pivot to Python libraries. File overwrites failed when PowerPoint had lock files open. LibreOffice rendering in the sandbox didn't always match real Word output. None of these were dealbreakers, but they added resistance at nearly every step of the documentation process.</w:t>
+        <w:t xml:space="preserve"> npm packages for generating Word and PowerPoint files returned 403 errors from the sandbox, forcing a pivot to Python libraries. File overwrites failed when PowerPoint had lock files open. LibreOffice rendering in the sandbox didn't always match real Word output. None of these were dealbreakers, but they added resistance at nearly every step of the documentation process.</w:t>
       </w:r>
       <w:r>
         <w:br w:type="page"/>
@@ -3600,10 +3536,7 @@
       </w:pPr>
       <w:r>
         <w:lastRenderedPageBreak/>
-        <w:t>6</w:t>
-      </w:r>
-      <w:r>
-        <w:t>. Appendix</w:t>
+        <w:t>6. Appendix</w:t>
       </w:r>
     </w:p>
     <w:p>
@@ -15523,6 +15456,29 @@
       </w:tcPr>
     </w:tblStylePr>
   </w:style>
+  <w:style w:type="character" w:styleId="Hyperlink">
+    <w:name w:val="Hyperlink"/>
+    <w:basedOn w:val="DefaultParagraphFont"/>
+    <w:uiPriority w:val="99"/>
+    <w:unhideWhenUsed/>
+    <w:rsid w:val="00883F3A"/>
+    <w:rPr>
+      <w:color w:val="0000FF" w:themeColor="hyperlink"/>
+      <w:u w:val="single"/>
+    </w:rPr>
+  </w:style>
+  <w:style w:type="character" w:styleId="UnresolvedMention">
+    <w:name w:val="Unresolved Mention"/>
+    <w:basedOn w:val="DefaultParagraphFont"/>
+    <w:uiPriority w:val="99"/>
+    <w:semiHidden/>
+    <w:unhideWhenUsed/>
+    <w:rsid w:val="00883F3A"/>
+    <w:rPr>
+      <w:color w:val="605E5C"/>
+      <w:shd w:val="clear" w:color="auto" w:fill="E1DFDD"/>
+    </w:rPr>
+  </w:style>
 </w:styles>
 </file>
 
